--- a/중국어_대화문/2부_docx/2부_09화_재조사_신청.docx
+++ b/중국어_대화문/2부_docx/2부_09화_재조사_신청.docx
@@ -29,7 +29,7 @@
         <w:t>배경:</w:t>
       </w:r>
       <w:r>
-        <w:t xml:space="preserve"> 2015년 12월 3일(목) 밤부터 12월 4일(금)까지. 가상의 北原省 长川市. 1년 2개월 전의 新曜化工 폭발 사고(2014.10.3)는 '조작 실수'로 종결되었다. 11월에 钱福来가 건넨 정비 일지(사고 전날 반응 釜 경고 기록)를 공증·복사로 여러 곳에 나눠 보관한 센터는, 유족 세 사람과 함께 市安监局에 '사고 재조사 신청서'를 정식으로 제출한다. 범리췬이 접수하고 돤훙 국장이 차를 내며 면담하지만, 접수증에는 '검토 후 통지'라는 한 줄뿐이다. 정문에서는 접수증 사진을 찍는 李雨彤을 보안원이 막아선다. 이길지 질지 모르는 날, 그래도 도장은 찍혔다.</w:t>
+        <w:t xml:space="preserve"> 2015년 12월 3일(목) 밤부터 12월 4일(금)까지. 가상의 北原省 长川市. 1년 2개월 전의 新曜化工 폭발 사고(2014.10.3)는 '조작 실수'로 종결되었다. 11월에 钱福来가 건넨 정비 일지(사고 전날 반응 釜 경고 기록)를 공증·복사로 여러 곳에 나눠 보관한 센터는, 유족 세 사람과 함께 市安监局에 '사고 재조사 신청서'를 정식으로 제출한다. 판리췬이 접수하고 돤훙 국장이 차를 내며 면담하지만, 접수증에는 '검토 후 통지'라는 한 줄뿐이다. 정문에서는 접수증 사진을 찍는 李雨彤을 보안원이 막아선다. 이길지 질지 모르는 날, 그래도 도장은 찍혔다.</w:t>
       </w:r>
     </w:p>
     <w:p>
@@ -130,7 +130,7 @@
         <w:t>梅若兰:</w:t>
       </w:r>
       <w:r>
-        <w:t xml:space="preserve"> 第三份，在我一个不会告诉你们的地方。(笑了笑) 小沈，你们年轻人总想把东西放在最稳的地方。我活了六十八年，最稳的地方，就是不止一个地方。</w:t>
+        <w:t xml:space="preserve"> 第三份，在我一个不打算告诉你们的地方。(笑了笑) 小沈，你们年轻人总想把东西放在最稳的地方。我活了六十八年，最稳的地方，就是不止一个地方。</w:t>
       </w:r>
     </w:p>
     <w:p>
@@ -455,7 +455,7 @@
         <w:t>葛长林:</w:t>
       </w:r>
       <w:r>
-        <w:t xml:space="preserve"> 谁要你的钱。你把它戴上。今天要进的门，是个讲时辰的门。你戴着他的表去，他陪你一块儿站着。</w:t>
+        <w:t xml:space="preserve"> 谁要你的钱。你把它戴上。今天要进的门，讲究个时辰。你戴着他的表去，他陪你一块儿站着。</w:t>
       </w:r>
     </w:p>
     <w:p>
@@ -504,7 +504,7 @@
         <w:t>沈知远:</w:t>
       </w:r>
       <w:r>
-        <w:t xml:space="preserve"> 王姐，孙叔叔，小婷，再跟你们说一遍今天的顺序。第一，我们进大厅，到信访接待窗口，递交申请书，要接待回执。第二，如果有人愿意见我们，我们就见。第三，不管谁问什么，你们都按您自己的话说，不要背，也不要加。我们是去申请，不是去吵架。</w:t>
+        <w:t xml:space="preserve"> 王姐，孙叔叔，小婷，再跟你们说一遍今天的顺序。第一，我们进大厅，到信访接待窗口，递交申请书，要接待回执。第二，如果有人愿意见我们，我们就见。第三，不管谁问什么，你们都按自己的话说，不要背，也不要加。我们是去申请，不是去吵架。</w:t>
       </w:r>
     </w:p>
     <w:p>
@@ -575,7 +575,7 @@
         <w:t>杜建平:</w:t>
       </w:r>
       <w:r>
-        <w:t xml:space="preserve"> 今天安监局大院里，早上八点半开始，换岗。门口的保安换成新来的。我什么都没说。</w:t>
+        <w:t xml:space="preserve"> 安监局那边，今天早上八点半换岗，门口换成新来的保安。我什么也没说。</w:t>
       </w:r>
     </w:p>
     <w:p>
@@ -1017,7 +1017,7 @@
         <w:t>接待员:</w:t>
       </w:r>
       <w:r>
-        <w:t xml:space="preserve"> 都结案一年多了。这种的，一般不受理。</w:t>
+        <w:t xml:space="preserve"> 都结案一年多了。这种案子，一般不受理。</w:t>
       </w:r>
     </w:p>
     <w:p>
@@ -1137,7 +1137,7 @@
         <w:t>李雨彤:</w:t>
       </w:r>
       <w:r>
-        <w:t xml:space="preserve"> 苏老师，我想起了我第一次来这个楼，是大二的时候，来参观，说这是“依法行政示范单位”。</w:t>
+        <w:t xml:space="preserve"> 苏老师，我想起第一次来这栋楼，是大二的时候，来参观，当时介绍说这是“依法行政示范单位”。</w:t>
       </w:r>
     </w:p>
     <w:p>
@@ -1159,7 +1159,7 @@
         <w:t>李雨彤:</w:t>
       </w:r>
       <w:r>
-        <w:t xml:space="preserve"> 现在我觉得，这个楼没有变，是我变了。</w:t>
+        <w:t xml:space="preserve"> 现在我觉得，这栋楼没变，是我变了。</w:t>
       </w:r>
     </w:p>
     <w:p>
@@ -2570,7 +2570,7 @@
     </w:p>
     <w:p>
       <w:r>
-        <w:t>(傍晚六点。雪下大了，窗玻璃上结了一层薄薄的白雾。茶桌上摆着两个缺口的茶杯，并排。茶壶里刚泡好的茶冒着白汽。盆里的水滴声很慢。王秀英、孙德旺、刘婷都在，围着茶桌。梅若兰靠在藤椅里。葛长林坐在门边，手里是那只修好的怀表的盒子。苏敏把那张歪章回执，小心地用胶带贴在墙上，贴在“不收红包，不收礼金”的那一张纸旁边。)</w:t>
+        <w:t>(傍晚六点。雪下大了，窗玻璃上结了一层薄薄的白雾。茶桌上摆着两个缺口的茶杯，并排。茶壶里刚泡好的茶冒着白汽。盆里的水滴声很慢。王秀英、孙德旺、刘婷都在，围着茶桌。梅若兰靠在藤椅里。葛长林坐在门边，手里是那只修好的怀表的盒子。苏敏把那张盖着歪章的回执，小心地用胶带贴在墙上，贴在“不收红包，不收礼金”的那一张纸旁边。)</w:t>
       </w:r>
     </w:p>
     <w:p>
@@ -3039,12 +3039,12 @@
     </w:p>
     <w:p>
       <w:r>
-        <w:t>«按规矩来» — 한국어 해설: "규칙대로 하자, 절차에 따라서". 규칙·관례를 따르겠다는 담담한 선언으로, 소란을 피하지 않겠다는 뉘앙스도 있다. 梅若兰이 苏敏·沈知远에게 신청 전날, 장면 1(장면 4에서 范立群도 "按规定"으로 비슷하게 말함).</w:t>
-      </w:r>
-    </w:p>
-    <w:p>
-      <w:r>
-        <w:t>«麻烦您给盖个章» — 한국어 해설: "수고스럽지만 도장 좀 찍어 주세요". 麻烦您…은 상대에게 부탁할 때 쓰는 정중한 틀로, 관청·창구에서 아주 흔하다. 沈知远이 접수 직원에게, 장면 6.</w:t>
+        <w:t>«按规矩来» — 한국어 해설: "규칙대로 하자, 절차에 따라서". 규칙·관례를 따르겠다는 담담한 선언으로, 소란을 피하지 않겠다는 뉘앙스도 있다. 梅若兰이 신청 전날 밤 苏敏·沈知远에게 하는 말(장면 1). 장면 4에서는 范立群도 "按规定"으로 비슷하게 말한다.</w:t>
+      </w:r>
+    </w:p>
+    <w:p>
+      <w:r>
+        <w:t>«麻烦您给盖个章» — 한국어 해설: "수고스럽지만 도장 좀 찍어 주세요". 麻烦您…은 상대에게 부탁할 때 쓰는 정중한 틀로, 관청·창구에서 아주 흔하다. 沈知远이 접수 직원에게 건네는 말(장면 6).</w:t>
       </w:r>
     </w:p>
     <w:p>

--- a/중국어_대화문/2부_docx/2부_09화_재조사_신청.docx
+++ b/중국어_대화문/2부_docx/2부_09화_재조사_신청.docx
@@ -119,7 +119,7 @@
         <w:t>沈知远:</w:t>
       </w:r>
       <w:r>
-        <w:t xml:space="preserve"> 不带原件。带复印件，复印件上有公证处的骑缝章。原件在公证处的保管室里，另一份扫描件在梅老师那儿，第三份……(看了一眼梅若兰)</w:t>
+        <w:t xml:space="preserve"> 不带原件。带复印件，复印件上有公证处的骑缝章。原件钱师傅自己收着，公证处另存封存本，另一份扫描件在梅老师那儿，第三份……(看了一眼梅若兰)</w:t>
       </w:r>
     </w:p>
     <w:p>
